--- a/Architecture/adr/acrme_adr_003_capacity_management_during_dr.docx
+++ b/Architecture/adr/acrme_adr_003_capacity_management_during_dr.docx
@@ -1789,7 +1789,146 @@
     </w:p>
     <w:p>
       <w:pPr>
-        <w:pStyle w:val="BodyText"/>
+        <w:pStyle w:val="BlockText"/>
+      </w:pPr>
+      <w:r>
+        <w:rPr>
+          <w:bCs/>
+          <w:b/>
+        </w:rPr>
+        <w:t xml:space="preserve">[Amended v2.4] Middle East exclusion — CVAL does not co-locate with DR.</w:t>
+      </w:r>
+      <w:r>
+        <w:t xml:space="preserve"> </w:t>
+      </w:r>
+      <w:r>
+        <w:t xml:space="preserve">Under the Middle East</w:t>
+      </w:r>
+      <w:r>
+        <w:t xml:space="preserve"> </w:t>
+      </w:r>
+      <w:r>
+        <w:rPr>
+          <w:bCs/>
+          <w:b/>
+        </w:rPr>
+        <w:t xml:space="preserve">cross-geo DR</w:t>
+      </w:r>
+      <w:r>
+        <w:t xml:space="preserve"> </w:t>
+      </w:r>
+      <w:r>
+        <w:t xml:space="preserve">model (DR-020, PLC-010b), CVAL co-locates with</w:t>
+      </w:r>
+      <w:r>
+        <w:t xml:space="preserve"> </w:t>
+      </w:r>
+      <w:r>
+        <w:rPr>
+          <w:bCs/>
+          <w:b/>
+        </w:rPr>
+        <w:t xml:space="preserve">Prod in a Middle East region</w:t>
+      </w:r>
+      <w:r>
+        <w:t xml:space="preserve">, while DR is placed cross-geo in a weighted-selected</w:t>
+      </w:r>
+      <w:r>
+        <w:t xml:space="preserve"> </w:t>
+      </w:r>
+      <w:r>
+        <w:rPr>
+          <w:bCs/>
+          <w:b/>
+        </w:rPr>
+        <w:t xml:space="preserve">Europe</w:t>
+      </w:r>
+      <w:r>
+        <w:t xml:space="preserve"> </w:t>
+      </w:r>
+      <w:r>
+        <w:t xml:space="preserve">region. Because CVAL and DR are</w:t>
+      </w:r>
+      <w:r>
+        <w:t xml:space="preserve"> </w:t>
+      </w:r>
+      <w:r>
+        <w:rPr>
+          <w:bCs/>
+          <w:b/>
+        </w:rPr>
+        <w:t xml:space="preserve">not</w:t>
+      </w:r>
+      <w:r>
+        <w:t xml:space="preserve"> </w:t>
+      </w:r>
+      <w:r>
+        <w:t xml:space="preserve">co-located for the Middle East, the CVAL-sacrifice bootstrap (DR-005/006) and the</w:t>
+      </w:r>
+      <w:r>
+        <w:t xml:space="preserve"> </w:t>
+      </w:r>
+      <w:r>
+        <w:rPr>
+          <w:rStyle w:val="VerbatimChar"/>
+        </w:rPr>
+        <w:t xml:space="preserve">CVALEarmarkRecord</w:t>
+      </w:r>
+      <w:r>
+        <w:t xml:space="preserve"> </w:t>
+      </w:r>
+      <w:r>
+        <w:t xml:space="preserve">release path</w:t>
+      </w:r>
+      <w:r>
+        <w:t xml:space="preserve"> </w:t>
+      </w:r>
+      <w:r>
+        <w:rPr>
+          <w:bCs/>
+          <w:b/>
+        </w:rPr>
+        <w:t xml:space="preserve">do not apply</w:t>
+      </w:r>
+      <w:r>
+        <w:t xml:space="preserve"> </w:t>
+      </w:r>
+      <w:r>
+        <w:t xml:space="preserve">to Middle East customers. The Europe DR standby for Middle East sources is provisioned as</w:t>
+      </w:r>
+      <w:r>
+        <w:t xml:space="preserve"> </w:t>
+      </w:r>
+      <w:r>
+        <w:rPr>
+          <w:bCs/>
+          <w:b/>
+        </w:rPr>
+        <w:t xml:space="preserve">dedicated reserved capacity</w:t>
+      </w:r>
+      <w:r>
+        <w:t xml:space="preserve"> </w:t>
+      </w:r>
+      <w:r>
+        <w:t xml:space="preserve">and sized with max-not-sum (DR-017), not bootstrapped by releasing CVAL. See ADR-005</w:t>
+      </w:r>
+      <w:r>
+        <w:t xml:space="preserve"> </w:t>
+      </w:r>
+      <w:r>
+        <w:rPr>
+          <w:iCs/>
+          <w:i/>
+        </w:rPr>
+        <w:t xml:space="preserve">Middle East Cross-Geo DR Model</w:t>
+      </w:r>
+      <w:r>
+        <w:t xml:space="preserve">.</w:t>
+      </w:r>
+    </w:p>
+    <w:p>
+      <w:pPr>
+        <w:pStyle w:val="FirstParagraph"/>
       </w:pPr>
       <w:r>
         <w:rPr>
